--- a/00_GESTION_DEL_PROYECTO/05_PLAN_DE_TRABAJO_Y_ESTADO_ACTUAL.docx
+++ b/00_GESTION_DEL_PROYECTO/05_PLAN_DE_TRABAJO_Y_ESTADO_ACTUAL.docx
@@ -1086,10 +1086,10 @@
         <w:tblLayout w:type="fixed"/>
       </w:tblPr>
       <w:tblGrid>
-        <w:gridCol w:w="2194"/>
-        <w:gridCol w:w="2559"/>
-        <w:gridCol w:w="2929"/>
-        <w:gridCol w:w="1678"/>
+        <w:gridCol w:w="2189"/>
+        <w:gridCol w:w="2539"/>
+        <w:gridCol w:w="2949"/>
+        <w:gridCol w:w="1683"/>
       </w:tblGrid>
       <w:tr>
         <w:trPr>
@@ -1097,7 +1097,7 @@
         </w:trPr>
         <w:tc>
           <w:tcPr>
-            <w:tcW w:type="dxa" w:w="2194"/>
+            <w:tcW w:type="dxa" w:w="2189"/>
             <w:tcBorders>
               <w:top w:val="single" w:color="CBD5E1" w:sz="4"/>
               <w:left w:val="single" w:color="CBD5E1" w:sz="4"/>
@@ -1127,7 +1127,7 @@
         </w:tc>
         <w:tc>
           <w:tcPr>
-            <w:tcW w:type="dxa" w:w="2559"/>
+            <w:tcW w:type="dxa" w:w="2539"/>
             <w:tcBorders>
               <w:top w:val="single" w:color="CBD5E1" w:sz="4"/>
               <w:left w:val="single" w:color="CBD5E1" w:sz="4"/>
@@ -1157,7 +1157,7 @@
         </w:tc>
         <w:tc>
           <w:tcPr>
-            <w:tcW w:type="dxa" w:w="2929"/>
+            <w:tcW w:type="dxa" w:w="2949"/>
             <w:tcBorders>
               <w:top w:val="single" w:color="CBD5E1" w:sz="4"/>
               <w:left w:val="single" w:color="CBD5E1" w:sz="4"/>
@@ -1187,7 +1187,7 @@
         </w:tc>
         <w:tc>
           <w:tcPr>
-            <w:tcW w:type="dxa" w:w="1678"/>
+            <w:tcW w:type="dxa" w:w="1683"/>
             <w:tcBorders>
               <w:top w:val="single" w:color="CBD5E1" w:sz="4"/>
               <w:left w:val="single" w:color="CBD5E1" w:sz="4"/>
@@ -1219,7 +1219,7 @@
       <w:tr>
         <w:tc>
           <w:tcPr>
-            <w:tcW w:type="dxa" w:w="2194"/>
+            <w:tcW w:type="dxa" w:w="2189"/>
             <w:tcBorders>
               <w:top w:val="single" w:color="CBD5E1" w:sz="4"/>
               <w:left w:val="single" w:color="CBD5E1" w:sz="4"/>
@@ -1248,7 +1248,7 @@
         </w:tc>
         <w:tc>
           <w:tcPr>
-            <w:tcW w:type="dxa" w:w="2559"/>
+            <w:tcW w:type="dxa" w:w="2539"/>
             <w:tcBorders>
               <w:top w:val="single" w:color="CBD5E1" w:sz="4"/>
               <w:left w:val="single" w:color="CBD5E1" w:sz="4"/>
@@ -1275,7 +1275,7 @@
         </w:tc>
         <w:tc>
           <w:tcPr>
-            <w:tcW w:type="dxa" w:w="2929"/>
+            <w:tcW w:type="dxa" w:w="2949"/>
             <w:tcBorders>
               <w:top w:val="single" w:color="CBD5E1" w:sz="4"/>
               <w:left w:val="single" w:color="CBD5E1" w:sz="4"/>
@@ -1302,7 +1302,7 @@
         </w:tc>
         <w:tc>
           <w:tcPr>
-            <w:tcW w:type="dxa" w:w="1678"/>
+            <w:tcW w:type="dxa" w:w="1683"/>
             <w:tcBorders>
               <w:top w:val="single" w:color="CBD5E1" w:sz="4"/>
               <w:left w:val="single" w:color="CBD5E1" w:sz="4"/>
@@ -1335,7 +1335,7 @@
       <w:tr>
         <w:tc>
           <w:tcPr>
-            <w:tcW w:type="dxa" w:w="2194"/>
+            <w:tcW w:type="dxa" w:w="2189"/>
             <w:tcBorders>
               <w:top w:val="single" w:color="CBD5E1" w:sz="4"/>
               <w:left w:val="single" w:color="CBD5E1" w:sz="4"/>
@@ -1364,7 +1364,7 @@
         </w:tc>
         <w:tc>
           <w:tcPr>
-            <w:tcW w:type="dxa" w:w="2559"/>
+            <w:tcW w:type="dxa" w:w="2539"/>
             <w:tcBorders>
               <w:top w:val="single" w:color="CBD5E1" w:sz="4"/>
               <w:left w:val="single" w:color="CBD5E1" w:sz="4"/>
@@ -1391,7 +1391,7 @@
         </w:tc>
         <w:tc>
           <w:tcPr>
-            <w:tcW w:type="dxa" w:w="2929"/>
+            <w:tcW w:type="dxa" w:w="2949"/>
             <w:tcBorders>
               <w:top w:val="single" w:color="CBD5E1" w:sz="4"/>
               <w:left w:val="single" w:color="CBD5E1" w:sz="4"/>
@@ -1418,7 +1418,7 @@
         </w:tc>
         <w:tc>
           <w:tcPr>
-            <w:tcW w:type="dxa" w:w="1678"/>
+            <w:tcW w:type="dxa" w:w="1683"/>
             <w:tcBorders>
               <w:top w:val="single" w:color="CBD5E1" w:sz="4"/>
               <w:left w:val="single" w:color="CBD5E1" w:sz="4"/>
@@ -1447,7 +1447,7 @@
       <w:tr>
         <w:tc>
           <w:tcPr>
-            <w:tcW w:type="dxa" w:w="2194"/>
+            <w:tcW w:type="dxa" w:w="2189"/>
             <w:tcBorders>
               <w:top w:val="single" w:color="CBD5E1" w:sz="4"/>
               <w:left w:val="single" w:color="CBD5E1" w:sz="4"/>
@@ -1476,61 +1476,77 @@
         </w:tc>
         <w:tc>
           <w:tcPr>
-            <w:tcW w:type="dxa" w:w="2559"/>
-            <w:tcBorders>
-              <w:top w:val="single" w:color="CBD5E1" w:sz="4"/>
-              <w:left w:val="single" w:color="CBD5E1" w:sz="4"/>
-              <w:bottom w:val="single" w:color="CBD5E1" w:sz="4"/>
-              <w:right w:val="single" w:color="CBD5E1" w:sz="4"/>
-            </w:tcBorders>
-            <w:tcMar>
-              <w:top w:type="dxa" w:w="60"/>
-              <w:left w:type="dxa" w:w="90"/>
-              <w:bottom w:type="dxa" w:w="60"/>
-              <w:right w:type="dxa" w:w="90"/>
-            </w:tcMar>
-            <w:vAlign w:val="top"/>
-          </w:tcPr>
-          <w:p>
-            <w:r>
-              <w:rPr>
-                <w:sz w:val="17"/>
-                <w:szCs w:val="17"/>
-              </w:rPr>
-              <w:t xml:space="preserve">PARCIALMENTE IMPLEMENTADO (API verificada, sin pantallas salvo cambio de contraseña)</w:t>
-            </w:r>
-          </w:p>
-        </w:tc>
-        <w:tc>
-          <w:tcPr>
-            <w:tcW w:type="dxa" w:w="2929"/>
-            <w:tcBorders>
-              <w:top w:val="single" w:color="CBD5E1" w:sz="4"/>
-              <w:left w:val="single" w:color="CBD5E1" w:sz="4"/>
-              <w:bottom w:val="single" w:color="CBD5E1" w:sz="4"/>
-              <w:right w:val="single" w:color="CBD5E1" w:sz="4"/>
-            </w:tcBorders>
-            <w:tcMar>
-              <w:top w:type="dxa" w:w="60"/>
-              <w:left w:type="dxa" w:w="90"/>
-              <w:bottom w:type="dxa" w:w="60"/>
-              <w:right w:type="dxa" w:w="90"/>
-            </w:tcMar>
-            <w:vAlign w:val="top"/>
-          </w:tcPr>
-          <w:p>
-            <w:r>
-              <w:rPr>
-                <w:sz w:val="17"/>
-                <w:szCs w:val="17"/>
-              </w:rPr>
-              <w:t xml:space="preserve">mi-cuenta</w:t>
-            </w:r>
-          </w:p>
-        </w:tc>
-        <w:tc>
-          <w:tcPr>
-            <w:tcW w:type="dxa" w:w="1678"/>
+            <w:tcW w:type="dxa" w:w="2539"/>
+            <w:tcBorders>
+              <w:top w:val="single" w:color="CBD5E1" w:sz="4"/>
+              <w:left w:val="single" w:color="CBD5E1" w:sz="4"/>
+              <w:bottom w:val="single" w:color="CBD5E1" w:sz="4"/>
+              <w:right w:val="single" w:color="CBD5E1" w:sz="4"/>
+            </w:tcBorders>
+            <w:tcMar>
+              <w:top w:type="dxa" w:w="60"/>
+              <w:left w:type="dxa" w:w="90"/>
+              <w:bottom w:type="dxa" w:w="60"/>
+              <w:right w:type="dxa" w:w="90"/>
+            </w:tcMar>
+            <w:vAlign w:val="top"/>
+          </w:tcPr>
+          <w:p>
+            <w:r>
+              <w:rPr>
+                <w:sz w:val="17"/>
+                <w:szCs w:val="17"/>
+              </w:rPr>
+              <w:t xml:space="preserve">IMPLEMENTADO Y VERIFICADO (API y pantalla </w:t>
+            </w:r>
+            <w:r>
+              <w:rPr>
+                <w:rFonts w:ascii="Consolas" w:cs="Consolas" w:eastAsia="Consolas" w:hAnsi="Consolas"/>
+                <w:sz w:val="16"/>
+                <w:szCs w:val="16"/>
+                <w:shd w:fill="F1F5F9" w:color="auto" w:val="clear"/>
+              </w:rPr>
+              <w:t xml:space="preserve">mi-cuenta.html</w:t>
+            </w:r>
+            <w:r>
+              <w:rPr>
+                <w:sz w:val="17"/>
+                <w:szCs w:val="17"/>
+              </w:rPr>
+              <w:t xml:space="preserve">, 2026-10-16)</w:t>
+            </w:r>
+          </w:p>
+        </w:tc>
+        <w:tc>
+          <w:tcPr>
+            <w:tcW w:type="dxa" w:w="2949"/>
+            <w:tcBorders>
+              <w:top w:val="single" w:color="CBD5E1" w:sz="4"/>
+              <w:left w:val="single" w:color="CBD5E1" w:sz="4"/>
+              <w:bottom w:val="single" w:color="CBD5E1" w:sz="4"/>
+              <w:right w:val="single" w:color="CBD5E1" w:sz="4"/>
+            </w:tcBorders>
+            <w:tcMar>
+              <w:top w:type="dxa" w:w="60"/>
+              <w:left w:type="dxa" w:w="90"/>
+              <w:bottom w:type="dxa" w:w="60"/>
+              <w:right w:type="dxa" w:w="90"/>
+            </w:tcMar>
+            <w:vAlign w:val="top"/>
+          </w:tcPr>
+          <w:p>
+            <w:r>
+              <w:rPr>
+                <w:sz w:val="17"/>
+                <w:szCs w:val="17"/>
+              </w:rPr>
+              <w:t xml:space="preserve">mi-cuenta, reportes-contacto-auditoria, E2E</w:t>
+            </w:r>
+          </w:p>
+        </w:tc>
+        <w:tc>
+          <w:tcPr>
+            <w:tcW w:type="dxa" w:w="1683"/>
             <w:tcBorders>
               <w:top w:val="single" w:color="CBD5E1" w:sz="4"/>
               <w:left w:val="single" w:color="CBD5E1" w:sz="4"/>
@@ -1555,7 +1571,7 @@
               <w:noBreakHyphen/>
               <w:t xml:space="preserve">004, BUG</w:t>
               <w:noBreakHyphen/>
-              <w:t xml:space="preserve">005</w:t>
+              <w:t xml:space="preserve">005 corregidos</w:t>
             </w:r>
           </w:p>
         </w:tc>
@@ -1563,7 +1579,7 @@
       <w:tr>
         <w:tc>
           <w:tcPr>
-            <w:tcW w:type="dxa" w:w="2194"/>
+            <w:tcW w:type="dxa" w:w="2189"/>
             <w:tcBorders>
               <w:top w:val="single" w:color="CBD5E1" w:sz="4"/>
               <w:left w:val="single" w:color="CBD5E1" w:sz="4"/>
@@ -1592,7 +1608,7 @@
         </w:tc>
         <w:tc>
           <w:tcPr>
-            <w:tcW w:type="dxa" w:w="2559"/>
+            <w:tcW w:type="dxa" w:w="2539"/>
             <w:tcBorders>
               <w:top w:val="single" w:color="CBD5E1" w:sz="4"/>
               <w:left w:val="single" w:color="CBD5E1" w:sz="4"/>
@@ -1619,7 +1635,7 @@
         </w:tc>
         <w:tc>
           <w:tcPr>
-            <w:tcW w:type="dxa" w:w="2929"/>
+            <w:tcW w:type="dxa" w:w="2949"/>
             <w:tcBorders>
               <w:top w:val="single" w:color="CBD5E1" w:sz="4"/>
               <w:left w:val="single" w:color="CBD5E1" w:sz="4"/>
@@ -1646,7 +1662,7 @@
         </w:tc>
         <w:tc>
           <w:tcPr>
-            <w:tcW w:type="dxa" w:w="1678"/>
+            <w:tcW w:type="dxa" w:w="1683"/>
             <w:tcBorders>
               <w:top w:val="single" w:color="CBD5E1" w:sz="4"/>
               <w:left w:val="single" w:color="CBD5E1" w:sz="4"/>
@@ -1675,7 +1691,7 @@
       <w:tr>
         <w:tc>
           <w:tcPr>
-            <w:tcW w:type="dxa" w:w="2194"/>
+            <w:tcW w:type="dxa" w:w="2189"/>
             <w:tcBorders>
               <w:top w:val="single" w:color="CBD5E1" w:sz="4"/>
               <w:left w:val="single" w:color="CBD5E1" w:sz="4"/>
@@ -1704,7 +1720,7 @@
         </w:tc>
         <w:tc>
           <w:tcPr>
-            <w:tcW w:type="dxa" w:w="2559"/>
+            <w:tcW w:type="dxa" w:w="2539"/>
             <w:tcBorders>
               <w:top w:val="single" w:color="CBD5E1" w:sz="4"/>
               <w:left w:val="single" w:color="CBD5E1" w:sz="4"/>
@@ -1731,7 +1747,7 @@
         </w:tc>
         <w:tc>
           <w:tcPr>
-            <w:tcW w:type="dxa" w:w="2929"/>
+            <w:tcW w:type="dxa" w:w="2949"/>
             <w:tcBorders>
               <w:top w:val="single" w:color="CBD5E1" w:sz="4"/>
               <w:left w:val="single" w:color="CBD5E1" w:sz="4"/>
@@ -1758,7 +1774,7 @@
         </w:tc>
         <w:tc>
           <w:tcPr>
-            <w:tcW w:type="dxa" w:w="1678"/>
+            <w:tcW w:type="dxa" w:w="1683"/>
             <w:tcBorders>
               <w:top w:val="single" w:color="CBD5E1" w:sz="4"/>
               <w:left w:val="single" w:color="CBD5E1" w:sz="4"/>
@@ -1787,7 +1803,7 @@
       <w:tr>
         <w:tc>
           <w:tcPr>
-            <w:tcW w:type="dxa" w:w="2194"/>
+            <w:tcW w:type="dxa" w:w="2189"/>
             <w:tcBorders>
               <w:top w:val="single" w:color="CBD5E1" w:sz="4"/>
               <w:left w:val="single" w:color="CBD5E1" w:sz="4"/>
@@ -1816,7 +1832,7 @@
         </w:tc>
         <w:tc>
           <w:tcPr>
-            <w:tcW w:type="dxa" w:w="2559"/>
+            <w:tcW w:type="dxa" w:w="2539"/>
             <w:tcBorders>
               <w:top w:val="single" w:color="CBD5E1" w:sz="4"/>
               <w:left w:val="single" w:color="CBD5E1" w:sz="4"/>
@@ -1843,7 +1859,7 @@
         </w:tc>
         <w:tc>
           <w:tcPr>
-            <w:tcW w:type="dxa" w:w="2929"/>
+            <w:tcW w:type="dxa" w:w="2949"/>
             <w:tcBorders>
               <w:top w:val="single" w:color="CBD5E1" w:sz="4"/>
               <w:left w:val="single" w:color="CBD5E1" w:sz="4"/>
@@ -1870,7 +1886,7 @@
         </w:tc>
         <w:tc>
           <w:tcPr>
-            <w:tcW w:type="dxa" w:w="1678"/>
+            <w:tcW w:type="dxa" w:w="1683"/>
             <w:tcBorders>
               <w:top w:val="single" w:color="CBD5E1" w:sz="4"/>
               <w:left w:val="single" w:color="CBD5E1" w:sz="4"/>
@@ -1899,7 +1915,7 @@
       <w:tr>
         <w:tc>
           <w:tcPr>
-            <w:tcW w:type="dxa" w:w="2194"/>
+            <w:tcW w:type="dxa" w:w="2189"/>
             <w:tcBorders>
               <w:top w:val="single" w:color="CBD5E1" w:sz="4"/>
               <w:left w:val="single" w:color="CBD5E1" w:sz="4"/>
@@ -1928,7 +1944,7 @@
         </w:tc>
         <w:tc>
           <w:tcPr>
-            <w:tcW w:type="dxa" w:w="2559"/>
+            <w:tcW w:type="dxa" w:w="2539"/>
             <w:tcBorders>
               <w:top w:val="single" w:color="CBD5E1" w:sz="4"/>
               <w:left w:val="single" w:color="CBD5E1" w:sz="4"/>
@@ -1955,7 +1971,7 @@
         </w:tc>
         <w:tc>
           <w:tcPr>
-            <w:tcW w:type="dxa" w:w="2929"/>
+            <w:tcW w:type="dxa" w:w="2949"/>
             <w:tcBorders>
               <w:top w:val="single" w:color="CBD5E1" w:sz="4"/>
               <w:left w:val="single" w:color="CBD5E1" w:sz="4"/>
@@ -1982,7 +1998,7 @@
         </w:tc>
         <w:tc>
           <w:tcPr>
-            <w:tcW w:type="dxa" w:w="1678"/>
+            <w:tcW w:type="dxa" w:w="1683"/>
             <w:tcBorders>
               <w:top w:val="single" w:color="CBD5E1" w:sz="4"/>
               <w:left w:val="single" w:color="CBD5E1" w:sz="4"/>
@@ -2015,7 +2031,7 @@
       <w:tr>
         <w:tc>
           <w:tcPr>
-            <w:tcW w:type="dxa" w:w="2194"/>
+            <w:tcW w:type="dxa" w:w="2189"/>
             <w:tcBorders>
               <w:top w:val="single" w:color="CBD5E1" w:sz="4"/>
               <w:left w:val="single" w:color="CBD5E1" w:sz="4"/>
@@ -2044,7 +2060,7 @@
         </w:tc>
         <w:tc>
           <w:tcPr>
-            <w:tcW w:type="dxa" w:w="2559"/>
+            <w:tcW w:type="dxa" w:w="2539"/>
             <w:tcBorders>
               <w:top w:val="single" w:color="CBD5E1" w:sz="4"/>
               <w:left w:val="single" w:color="CBD5E1" w:sz="4"/>
@@ -2071,7 +2087,7 @@
         </w:tc>
         <w:tc>
           <w:tcPr>
-            <w:tcW w:type="dxa" w:w="2929"/>
+            <w:tcW w:type="dxa" w:w="2949"/>
             <w:tcBorders>
               <w:top w:val="single" w:color="CBD5E1" w:sz="4"/>
               <w:left w:val="single" w:color="CBD5E1" w:sz="4"/>
@@ -2098,7 +2114,7 @@
         </w:tc>
         <w:tc>
           <w:tcPr>
-            <w:tcW w:type="dxa" w:w="1678"/>
+            <w:tcW w:type="dxa" w:w="1683"/>
             <w:tcBorders>
               <w:top w:val="single" w:color="CBD5E1" w:sz="4"/>
               <w:left w:val="single" w:color="CBD5E1" w:sz="4"/>
@@ -2127,7 +2143,7 @@
       <w:tr>
         <w:tc>
           <w:tcPr>
-            <w:tcW w:type="dxa" w:w="2194"/>
+            <w:tcW w:type="dxa" w:w="2189"/>
             <w:tcBorders>
               <w:top w:val="single" w:color="CBD5E1" w:sz="4"/>
               <w:left w:val="single" w:color="CBD5E1" w:sz="4"/>
@@ -2156,7 +2172,7 @@
         </w:tc>
         <w:tc>
           <w:tcPr>
-            <w:tcW w:type="dxa" w:w="2559"/>
+            <w:tcW w:type="dxa" w:w="2539"/>
             <w:tcBorders>
               <w:top w:val="single" w:color="CBD5E1" w:sz="4"/>
               <w:left w:val="single" w:color="CBD5E1" w:sz="4"/>
@@ -2183,7 +2199,7 @@
         </w:tc>
         <w:tc>
           <w:tcPr>
-            <w:tcW w:type="dxa" w:w="2929"/>
+            <w:tcW w:type="dxa" w:w="2949"/>
             <w:tcBorders>
               <w:top w:val="single" w:color="CBD5E1" w:sz="4"/>
               <w:left w:val="single" w:color="CBD5E1" w:sz="4"/>
@@ -2210,7 +2226,7 @@
         </w:tc>
         <w:tc>
           <w:tcPr>
-            <w:tcW w:type="dxa" w:w="1678"/>
+            <w:tcW w:type="dxa" w:w="1683"/>
             <w:tcBorders>
               <w:top w:val="single" w:color="CBD5E1" w:sz="4"/>
               <w:left w:val="single" w:color="CBD5E1" w:sz="4"/>
@@ -2241,7 +2257,7 @@
       <w:tr>
         <w:tc>
           <w:tcPr>
-            <w:tcW w:type="dxa" w:w="2194"/>
+            <w:tcW w:type="dxa" w:w="2189"/>
             <w:tcBorders>
               <w:top w:val="single" w:color="CBD5E1" w:sz="4"/>
               <w:left w:val="single" w:color="CBD5E1" w:sz="4"/>
@@ -2270,7 +2286,7 @@
         </w:tc>
         <w:tc>
           <w:tcPr>
-            <w:tcW w:type="dxa" w:w="2559"/>
+            <w:tcW w:type="dxa" w:w="2539"/>
             <w:tcBorders>
               <w:top w:val="single" w:color="CBD5E1" w:sz="4"/>
               <w:left w:val="single" w:color="CBD5E1" w:sz="4"/>
@@ -2297,7 +2313,7 @@
         </w:tc>
         <w:tc>
           <w:tcPr>
-            <w:tcW w:type="dxa" w:w="2929"/>
+            <w:tcW w:type="dxa" w:w="2949"/>
             <w:tcBorders>
               <w:top w:val="single" w:color="CBD5E1" w:sz="4"/>
               <w:left w:val="single" w:color="CBD5E1" w:sz="4"/>
@@ -2324,7 +2340,7 @@
         </w:tc>
         <w:tc>
           <w:tcPr>
-            <w:tcW w:type="dxa" w:w="1678"/>
+            <w:tcW w:type="dxa" w:w="1683"/>
             <w:tcBorders>
               <w:top w:val="single" w:color="CBD5E1" w:sz="4"/>
               <w:left w:val="single" w:color="CBD5E1" w:sz="4"/>
@@ -2353,7 +2369,7 @@
       <w:tr>
         <w:tc>
           <w:tcPr>
-            <w:tcW w:type="dxa" w:w="2194"/>
+            <w:tcW w:type="dxa" w:w="2189"/>
             <w:tcBorders>
               <w:top w:val="single" w:color="CBD5E1" w:sz="4"/>
               <w:left w:val="single" w:color="CBD5E1" w:sz="4"/>
@@ -2382,7 +2398,7 @@
         </w:tc>
         <w:tc>
           <w:tcPr>
-            <w:tcW w:type="dxa" w:w="2559"/>
+            <w:tcW w:type="dxa" w:w="2539"/>
             <w:tcBorders>
               <w:top w:val="single" w:color="CBD5E1" w:sz="4"/>
               <w:left w:val="single" w:color="CBD5E1" w:sz="4"/>
@@ -2409,7 +2425,7 @@
         </w:tc>
         <w:tc>
           <w:tcPr>
-            <w:tcW w:type="dxa" w:w="2929"/>
+            <w:tcW w:type="dxa" w:w="2949"/>
             <w:tcBorders>
               <w:top w:val="single" w:color="CBD5E1" w:sz="4"/>
               <w:left w:val="single" w:color="CBD5E1" w:sz="4"/>
@@ -2436,7 +2452,7 @@
         </w:tc>
         <w:tc>
           <w:tcPr>
-            <w:tcW w:type="dxa" w:w="1678"/>
+            <w:tcW w:type="dxa" w:w="1683"/>
             <w:tcBorders>
               <w:top w:val="single" w:color="CBD5E1" w:sz="4"/>
               <w:left w:val="single" w:color="CBD5E1" w:sz="4"/>
@@ -2467,7 +2483,7 @@
       <w:tr>
         <w:tc>
           <w:tcPr>
-            <w:tcW w:type="dxa" w:w="2194"/>
+            <w:tcW w:type="dxa" w:w="2189"/>
             <w:tcBorders>
               <w:top w:val="single" w:color="CBD5E1" w:sz="4"/>
               <w:left w:val="single" w:color="CBD5E1" w:sz="4"/>
@@ -2496,7 +2512,7 @@
         </w:tc>
         <w:tc>
           <w:tcPr>
-            <w:tcW w:type="dxa" w:w="2559"/>
+            <w:tcW w:type="dxa" w:w="2539"/>
             <w:tcBorders>
               <w:top w:val="single" w:color="CBD5E1" w:sz="4"/>
               <w:left w:val="single" w:color="CBD5E1" w:sz="4"/>
@@ -2523,7 +2539,7 @@
         </w:tc>
         <w:tc>
           <w:tcPr>
-            <w:tcW w:type="dxa" w:w="2929"/>
+            <w:tcW w:type="dxa" w:w="2949"/>
             <w:tcBorders>
               <w:top w:val="single" w:color="CBD5E1" w:sz="4"/>
               <w:left w:val="single" w:color="CBD5E1" w:sz="4"/>
@@ -2550,7 +2566,7 @@
         </w:tc>
         <w:tc>
           <w:tcPr>
-            <w:tcW w:type="dxa" w:w="1678"/>
+            <w:tcW w:type="dxa" w:w="1683"/>
             <w:tcBorders>
               <w:top w:val="single" w:color="CBD5E1" w:sz="4"/>
               <w:left w:val="single" w:color="CBD5E1" w:sz="4"/>
@@ -2581,7 +2597,7 @@
       <w:tr>
         <w:tc>
           <w:tcPr>
-            <w:tcW w:type="dxa" w:w="2194"/>
+            <w:tcW w:type="dxa" w:w="2189"/>
             <w:tcBorders>
               <w:top w:val="single" w:color="CBD5E1" w:sz="4"/>
               <w:left w:val="single" w:color="CBD5E1" w:sz="4"/>
@@ -2610,7 +2626,7 @@
         </w:tc>
         <w:tc>
           <w:tcPr>
-            <w:tcW w:type="dxa" w:w="2559"/>
+            <w:tcW w:type="dxa" w:w="2539"/>
             <w:tcBorders>
               <w:top w:val="single" w:color="CBD5E1" w:sz="4"/>
               <w:left w:val="single" w:color="CBD5E1" w:sz="4"/>
@@ -2637,7 +2653,7 @@
         </w:tc>
         <w:tc>
           <w:tcPr>
-            <w:tcW w:type="dxa" w:w="2929"/>
+            <w:tcW w:type="dxa" w:w="2949"/>
             <w:tcBorders>
               <w:top w:val="single" w:color="CBD5E1" w:sz="4"/>
               <w:left w:val="single" w:color="CBD5E1" w:sz="4"/>
@@ -2664,7 +2680,7 @@
         </w:tc>
         <w:tc>
           <w:tcPr>
-            <w:tcW w:type="dxa" w:w="1678"/>
+            <w:tcW w:type="dxa" w:w="1683"/>
             <w:tcBorders>
               <w:top w:val="single" w:color="CBD5E1" w:sz="4"/>
               <w:left w:val="single" w:color="CBD5E1" w:sz="4"/>
@@ -2693,7 +2709,7 @@
       <w:tr>
         <w:tc>
           <w:tcPr>
-            <w:tcW w:type="dxa" w:w="2194"/>
+            <w:tcW w:type="dxa" w:w="2189"/>
             <w:tcBorders>
               <w:top w:val="single" w:color="CBD5E1" w:sz="4"/>
               <w:left w:val="single" w:color="CBD5E1" w:sz="4"/>
@@ -2722,7 +2738,7 @@
         </w:tc>
         <w:tc>
           <w:tcPr>
-            <w:tcW w:type="dxa" w:w="2559"/>
+            <w:tcW w:type="dxa" w:w="2539"/>
             <w:tcBorders>
               <w:top w:val="single" w:color="CBD5E1" w:sz="4"/>
               <w:left w:val="single" w:color="CBD5E1" w:sz="4"/>
@@ -2749,7 +2765,7 @@
         </w:tc>
         <w:tc>
           <w:tcPr>
-            <w:tcW w:type="dxa" w:w="2929"/>
+            <w:tcW w:type="dxa" w:w="2949"/>
             <w:tcBorders>
               <w:top w:val="single" w:color="CBD5E1" w:sz="4"/>
               <w:left w:val="single" w:color="CBD5E1" w:sz="4"/>
@@ -2776,7 +2792,7 @@
         </w:tc>
         <w:tc>
           <w:tcPr>
-            <w:tcW w:type="dxa" w:w="1678"/>
+            <w:tcW w:type="dxa" w:w="1683"/>
             <w:tcBorders>
               <w:top w:val="single" w:color="CBD5E1" w:sz="4"/>
               <w:left w:val="single" w:color="CBD5E1" w:sz="4"/>
@@ -2809,7 +2825,7 @@
       <w:tr>
         <w:tc>
           <w:tcPr>
-            <w:tcW w:type="dxa" w:w="2194"/>
+            <w:tcW w:type="dxa" w:w="2189"/>
             <w:tcBorders>
               <w:top w:val="single" w:color="CBD5E1" w:sz="4"/>
               <w:left w:val="single" w:color="CBD5E1" w:sz="4"/>
@@ -2838,7 +2854,7 @@
         </w:tc>
         <w:tc>
           <w:tcPr>
-            <w:tcW w:type="dxa" w:w="2559"/>
+            <w:tcW w:type="dxa" w:w="2539"/>
             <w:tcBorders>
               <w:top w:val="single" w:color="CBD5E1" w:sz="4"/>
               <w:left w:val="single" w:color="CBD5E1" w:sz="4"/>
@@ -2865,7 +2881,7 @@
         </w:tc>
         <w:tc>
           <w:tcPr>
-            <w:tcW w:type="dxa" w:w="2929"/>
+            <w:tcW w:type="dxa" w:w="2949"/>
             <w:tcBorders>
               <w:top w:val="single" w:color="CBD5E1" w:sz="4"/>
               <w:left w:val="single" w:color="CBD5E1" w:sz="4"/>
@@ -2892,7 +2908,7 @@
         </w:tc>
         <w:tc>
           <w:tcPr>
-            <w:tcW w:type="dxa" w:w="1678"/>
+            <w:tcW w:type="dxa" w:w="1683"/>
             <w:tcBorders>
               <w:top w:val="single" w:color="CBD5E1" w:sz="4"/>
               <w:left w:val="single" w:color="CBD5E1" w:sz="4"/>
@@ -2923,7 +2939,7 @@
       <w:tr>
         <w:tc>
           <w:tcPr>
-            <w:tcW w:type="dxa" w:w="2194"/>
+            <w:tcW w:type="dxa" w:w="2189"/>
             <w:tcBorders>
               <w:top w:val="single" w:color="CBD5E1" w:sz="4"/>
               <w:left w:val="single" w:color="CBD5E1" w:sz="4"/>
@@ -2952,7 +2968,7 @@
         </w:tc>
         <w:tc>
           <w:tcPr>
-            <w:tcW w:type="dxa" w:w="2559"/>
+            <w:tcW w:type="dxa" w:w="2539"/>
             <w:tcBorders>
               <w:top w:val="single" w:color="CBD5E1" w:sz="4"/>
               <w:left w:val="single" w:color="CBD5E1" w:sz="4"/>
@@ -2979,7 +2995,7 @@
         </w:tc>
         <w:tc>
           <w:tcPr>
-            <w:tcW w:type="dxa" w:w="2929"/>
+            <w:tcW w:type="dxa" w:w="2949"/>
             <w:tcBorders>
               <w:top w:val="single" w:color="CBD5E1" w:sz="4"/>
               <w:left w:val="single" w:color="CBD5E1" w:sz="4"/>
@@ -3006,7 +3022,7 @@
         </w:tc>
         <w:tc>
           <w:tcPr>
-            <w:tcW w:type="dxa" w:w="1678"/>
+            <w:tcW w:type="dxa" w:w="1683"/>
             <w:tcBorders>
               <w:top w:val="single" w:color="CBD5E1" w:sz="4"/>
               <w:left w:val="single" w:color="CBD5E1" w:sz="4"/>
@@ -3039,7 +3055,7 @@
       <w:tr>
         <w:tc>
           <w:tcPr>
-            <w:tcW w:type="dxa" w:w="2194"/>
+            <w:tcW w:type="dxa" w:w="2189"/>
             <w:tcBorders>
               <w:top w:val="single" w:color="CBD5E1" w:sz="4"/>
               <w:left w:val="single" w:color="CBD5E1" w:sz="4"/>
@@ -3068,7 +3084,7 @@
         </w:tc>
         <w:tc>
           <w:tcPr>
-            <w:tcW w:type="dxa" w:w="2559"/>
+            <w:tcW w:type="dxa" w:w="2539"/>
             <w:tcBorders>
               <w:top w:val="single" w:color="CBD5E1" w:sz="4"/>
               <w:left w:val="single" w:color="CBD5E1" w:sz="4"/>
@@ -3095,7 +3111,7 @@
         </w:tc>
         <w:tc>
           <w:tcPr>
-            <w:tcW w:type="dxa" w:w="2929"/>
+            <w:tcW w:type="dxa" w:w="2949"/>
             <w:tcBorders>
               <w:top w:val="single" w:color="CBD5E1" w:sz="4"/>
               <w:left w:val="single" w:color="CBD5E1" w:sz="4"/>
@@ -3122,7 +3138,7 @@
         </w:tc>
         <w:tc>
           <w:tcPr>
-            <w:tcW w:type="dxa" w:w="1678"/>
+            <w:tcW w:type="dxa" w:w="1683"/>
             <w:tcBorders>
               <w:top w:val="single" w:color="CBD5E1" w:sz="4"/>
               <w:left w:val="single" w:color="CBD5E1" w:sz="4"/>
@@ -3682,7 +3698,7 @@
       <w:r>
         <w:t xml:space="preserve">Fuente única del detalle: </w:t>
       </w:r>
-      <w:hyperlink w:history="1" r:id="rIdi8w2btl_g9zducfsaet9a">
+      <w:hyperlink w:history="1" r:id="rIdcmtwyeeal89hsu7taohkg">
         <w:r>
           <w:rPr>
             <w:color w:val="1D4ED8"/>
@@ -4565,7 +4581,7 @@
         </w:numPr>
         <w:spacing w:after="40"/>
       </w:pPr>
-      <w:hyperlink w:history="1" r:id="rId32i8sp8qc5whxy3tnh-tm">
+      <w:hyperlink w:history="1" r:id="rId_ylk7bgori96fft8ax6gl">
         <w:r>
           <w:rPr>
             <w:color w:val="1D4ED8"/>
@@ -4584,7 +4600,7 @@
         </w:numPr>
         <w:spacing w:after="40"/>
       </w:pPr>
-      <w:hyperlink w:history="1" r:id="rIdtlq4bhkzprzaqxynl3jff">
+      <w:hyperlink w:history="1" r:id="rIdeyguokfyc9xujy09v9qr5">
         <w:r>
           <w:rPr>
             <w:color w:val="1D4ED8"/>
@@ -4603,7 +4619,7 @@
         </w:numPr>
         <w:spacing w:after="40"/>
       </w:pPr>
-      <w:hyperlink w:history="1" r:id="rIde173pe4bjknuguxlxf4oj">
+      <w:hyperlink w:history="1" r:id="rId7a3or_fadq6ejaswvqbe7">
         <w:r>
           <w:rPr>
             <w:color w:val="1D4ED8"/>
@@ -4622,7 +4638,7 @@
         </w:numPr>
         <w:spacing w:after="40"/>
       </w:pPr>
-      <w:hyperlink w:history="1" r:id="rId9zrme2zv88doyol2hcp2j">
+      <w:hyperlink w:history="1" r:id="rId3urm9mqwuuya8yq5zogaa">
         <w:r>
           <w:rPr>
             <w:color w:val="1D4ED8"/>
